--- a/ImageJ_FIJI_Basics_Worksheet.docx
+++ b/ImageJ_FIJI_Basics_Worksheet.docx
@@ -1,6 +1,6 @@
 
 <file path=word/document.xml><?xml version="1.0" encoding="utf-8"?>
-<w:document xmlns:wpc="http://schemas.microsoft.com/office/word/2010/wordprocessingCanvas" xmlns:cx="http://schemas.microsoft.com/office/drawing/2014/chartex" xmlns:cx1="http://schemas.microsoft.com/office/drawing/2015/9/8/chartex" xmlns:cx2="http://schemas.microsoft.com/office/drawing/2015/10/21/chartex" xmlns:cx3="http://schemas.microsoft.com/office/drawing/2016/5/9/chartex" xmlns:cx4="http://schemas.microsoft.com/office/drawing/2016/5/10/chartex" xmlns:cx5="http://schemas.microsoft.com/office/drawing/2016/5/11/chartex" xmlns:cx6="http://schemas.microsoft.com/office/drawing/2016/5/12/chartex" xmlns:cx7="http://schemas.microsoft.com/office/drawing/2016/5/13/chartex" xmlns:cx8="http://schemas.microsoft.com/office/drawing/2016/5/14/chartex" xmlns:mc="http://schemas.openxmlformats.org/markup-compatibility/2006" xmlns:aink="http://schemas.microsoft.com/office/drawing/2016/ink" xmlns:am3d="http://schemas.microsoft.com/office/drawing/2017/model3d" xmlns:o="urn:schemas-microsoft-com:office:office" xmlns:r="http://schemas.openxmlformats.org/officeDocument/2006/relationships" xmlns:m="http://schemas.openxmlformats.org/officeDocument/2006/math" xmlns:v="urn:schemas-microsoft-com:vml" xmlns:wp14="http://schemas.microsoft.com/office/word/2010/wordprocessingDrawing" xmlns:wp="http://schemas.openxmlformats.org/drawingml/2006/wordprocessingDrawing" xmlns:w10="urn:schemas-microsoft-com:office:word" xmlns:w="http://schemas.openxmlformats.org/wordprocessingml/2006/main" xmlns:w14="http://schemas.microsoft.com/office/word/2010/wordml" xmlns:w15="http://schemas.microsoft.com/office/word/2012/wordml" xmlns:w16cex="http://schemas.microsoft.com/office/word/2018/wordml/cex" xmlns:w16cid="http://schemas.microsoft.com/office/word/2016/wordml/cid" xmlns:w16="http://schemas.microsoft.com/office/word/2018/wordml" xmlns:w16se="http://schemas.microsoft.com/office/word/2015/wordml/symex" xmlns:wpg="http://schemas.microsoft.com/office/word/2010/wordprocessingGroup" xmlns:wpi="http://schemas.microsoft.com/office/word/2010/wordprocessingInk" xmlns:wne="http://schemas.microsoft.com/office/word/2006/wordml" xmlns:wps="http://schemas.microsoft.com/office/word/2010/wordprocessingShape" mc:Ignorable="w14 w15 w16se w16cid w16 w16cex wp14">
+<w:document xmlns:wpc="http://schemas.microsoft.com/office/word/2010/wordprocessingCanvas" xmlns:cx="http://schemas.microsoft.com/office/drawing/2014/chartex" xmlns:cx1="http://schemas.microsoft.com/office/drawing/2015/9/8/chartex" xmlns:cx2="http://schemas.microsoft.com/office/drawing/2015/10/21/chartex" xmlns:cx3="http://schemas.microsoft.com/office/drawing/2016/5/9/chartex" xmlns:cx4="http://schemas.microsoft.com/office/drawing/2016/5/10/chartex" xmlns:cx5="http://schemas.microsoft.com/office/drawing/2016/5/11/chartex" xmlns:cx6="http://schemas.microsoft.com/office/drawing/2016/5/12/chartex" xmlns:cx7="http://schemas.microsoft.com/office/drawing/2016/5/13/chartex" xmlns:cx8="http://schemas.microsoft.com/office/drawing/2016/5/14/chartex" xmlns:mc="http://schemas.openxmlformats.org/markup-compatibility/2006" xmlns:aink="http://schemas.microsoft.com/office/drawing/2016/ink" xmlns:am3d="http://schemas.microsoft.com/office/drawing/2017/model3d" xmlns:o="urn:schemas-microsoft-com:office:office" xmlns:oel="http://schemas.microsoft.com/office/2019/extlst" xmlns:r="http://schemas.openxmlformats.org/officeDocument/2006/relationships" xmlns:m="http://schemas.openxmlformats.org/officeDocument/2006/math" xmlns:v="urn:schemas-microsoft-com:vml" xmlns:wp14="http://schemas.microsoft.com/office/word/2010/wordprocessingDrawing" xmlns:wp="http://schemas.openxmlformats.org/drawingml/2006/wordprocessingDrawing" xmlns:w10="urn:schemas-microsoft-com:office:word" xmlns:w="http://schemas.openxmlformats.org/wordprocessingml/2006/main" xmlns:w14="http://schemas.microsoft.com/office/word/2010/wordml" xmlns:w15="http://schemas.microsoft.com/office/word/2012/wordml" xmlns:w16cex="http://schemas.microsoft.com/office/word/2018/wordml/cex" xmlns:w16cid="http://schemas.microsoft.com/office/word/2016/wordml/cid" xmlns:w16="http://schemas.microsoft.com/office/word/2018/wordml" xmlns:w16du="http://schemas.microsoft.com/office/word/2023/wordml/word16du" xmlns:w16sdtdh="http://schemas.microsoft.com/office/word/2020/wordml/sdtdatahash" xmlns:w16sdtfl="http://schemas.microsoft.com/office/word/2024/wordml/sdtformatlock" xmlns:w16se="http://schemas.microsoft.com/office/word/2015/wordml/symex" xmlns:wpg="http://schemas.microsoft.com/office/word/2010/wordprocessingGroup" xmlns:wpi="http://schemas.microsoft.com/office/word/2010/wordprocessingInk" xmlns:wne="http://schemas.microsoft.com/office/word/2006/wordml" xmlns:wps="http://schemas.microsoft.com/office/word/2010/wordprocessingShape" mc:Ignorable="w14 w15 w16se w16cid w16 w16cex w16sdtdh w16sdtfl w16du wp14">
   <w:body>
     <w:p>
       <w:pPr>
@@ -201,21 +201,7 @@
         <w:rPr>
           <w:i/>
         </w:rPr>
-        <w:t xml:space="preserve">Typically, the first thing to do when </w:t>
-      </w:r>
-      <w:proofErr w:type="gramStart"/>
-      <w:r>
-        <w:rPr>
-          <w:i/>
-        </w:rPr>
-        <w:t>you’ve</w:t>
-      </w:r>
-      <w:proofErr w:type="gramEnd"/>
-      <w:r>
-        <w:rPr>
-          <w:i/>
-        </w:rPr>
-        <w:t xml:space="preserve"> loaded an image is to change the brightness and contrast, so you can examine the detail.  Contrast can be improved further by switching to a different lookup table (LUT).</w:t>
+        <w:t>Typically, the first thing to do when you’ve loaded an image is to change the brightness and contrast, so you can examine the detail.  Contrast can be improved further by switching to a different lookup table (LUT).</w:t>
       </w:r>
     </w:p>
     <w:p>
@@ -407,21 +393,7 @@
         <w:rPr>
           <w:i/>
         </w:rPr>
-        <w:t xml:space="preserve">  </w:t>
-      </w:r>
-      <w:proofErr w:type="gramStart"/>
-      <w:r>
-        <w:rPr>
-          <w:i/>
-        </w:rPr>
-        <w:t>You’ll</w:t>
-      </w:r>
-      <w:proofErr w:type="gramEnd"/>
-      <w:r>
-        <w:rPr>
-          <w:i/>
-        </w:rPr>
-        <w:t xml:space="preserve"> then choose which you think looks best – “best” in this case being bright nuclei with well-defined edges.</w:t>
+        <w:t xml:space="preserve">  You’ll then choose which you think looks best – “best” in this case being bright nuclei with well-defined edges.</w:t>
       </w:r>
     </w:p>
     <w:p>
@@ -461,15 +433,7 @@
         <w:contextualSpacing w:val="0"/>
       </w:pPr>
       <w:r>
-        <w:t xml:space="preserve">You </w:t>
-      </w:r>
-      <w:proofErr w:type="gramStart"/>
-      <w:r>
-        <w:t>don’t</w:t>
-      </w:r>
-      <w:proofErr w:type="gramEnd"/>
-      <w:r>
-        <w:t xml:space="preserve"> need the stack of cell ima</w:t>
+        <w:t>You don’t need the stack of cell ima</w:t>
       </w:r>
       <w:r>
         <w:t>ges (channel</w:t>
@@ -739,15 +703,7 @@
         <w:t xml:space="preserve">Duplicate </w:t>
       </w:r>
       <w:r>
-        <w:t xml:space="preserve">the nuclei image from the previous exercise.  </w:t>
-      </w:r>
-      <w:proofErr w:type="gramStart"/>
-      <w:r>
-        <w:t>You’ll</w:t>
-      </w:r>
-      <w:proofErr w:type="gramEnd"/>
-      <w:r>
-        <w:t xml:space="preserve"> want one for the rolling ball subtraction and one for minimum intensity projection subtraction</w:t>
+        <w:t>the nuclei image from the previous exercise.  You’ll want one for the rolling ball subtraction and one for minimum intensity projection subtraction</w:t>
       </w:r>
     </w:p>
     <w:p>
@@ -782,15 +738,7 @@
         <w:t>-</w:t>
       </w:r>
       <w:r>
-        <w:t xml:space="preserve">particular the rolling ball radius).  When </w:t>
-      </w:r>
-      <w:proofErr w:type="gramStart"/>
-      <w:r>
-        <w:t>you’re</w:t>
-      </w:r>
-      <w:proofErr w:type="gramEnd"/>
-      <w:r>
-        <w:t xml:space="preserve"> happy with the result click “OK”</w:t>
+        <w:t>particular the rolling ball radius).  When you’re happy with the result click “OK”</w:t>
       </w:r>
     </w:p>
     <w:p>
@@ -818,15 +766,7 @@
         <w:contextualSpacing w:val="0"/>
       </w:pPr>
       <w:r>
-        <w:t xml:space="preserve">Now, </w:t>
-      </w:r>
-      <w:proofErr w:type="gramStart"/>
-      <w:r>
-        <w:t>we’ll</w:t>
-      </w:r>
-      <w:proofErr w:type="gramEnd"/>
-      <w:r>
-        <w:t xml:space="preserve"> subtract the minimum intensity projection, so r</w:t>
+        <w:t>Now, we’ll subtract the minimum intensity projection, so r</w:t>
       </w:r>
       <w:r>
         <w:t>un</w:t>
@@ -879,15 +819,7 @@
         <w:t xml:space="preserve"> and close </w:t>
       </w:r>
       <w:r>
-        <w:t xml:space="preserve">the one you </w:t>
-      </w:r>
-      <w:proofErr w:type="gramStart"/>
-      <w:r>
-        <w:t>don’t</w:t>
-      </w:r>
-      <w:proofErr w:type="gramEnd"/>
-      <w:r>
-        <w:t xml:space="preserve"> want</w:t>
+        <w:t>the one you don’t want</w:t>
       </w:r>
       <w:r>
         <w:t>.</w:t>
@@ -1059,21 +991,7 @@
         <w:rPr>
           <w:i/>
         </w:rPr>
-        <w:t xml:space="preserve"> be specified in </w:t>
-      </w:r>
-      <w:proofErr w:type="gramStart"/>
-      <w:r>
-        <w:rPr>
-          <w:i/>
-        </w:rPr>
-        <w:t>microns, because</w:t>
-      </w:r>
-      <w:proofErr w:type="gramEnd"/>
-      <w:r>
-        <w:rPr>
-          <w:i/>
-        </w:rPr>
-        <w:t xml:space="preserve"> this is the distance-to-pixel conversion specified by the image metadata.</w:t>
+        <w:t xml:space="preserve"> be specified in microns, because this is the distance-to-pixel conversion specified by the image metadata.</w:t>
       </w:r>
       <w:r>
         <w:rPr>
@@ -1158,93 +1076,349 @@
         <w:rPr>
           <w:i/>
         </w:rPr>
+        <w:t xml:space="preserve"> you’re going to apply various filters to the image to investigate their effect.  Some (e.g. median filter) preserve sharp edges in the image, while others are good for removing camera-induced noise (e.g. Gaussian filter).</w:t>
+      </w:r>
+    </w:p>
+    <w:p>
+      <w:pPr>
+        <w:pStyle w:val="ListParagraph"/>
+        <w:numPr>
+          <w:ilvl w:val="0"/>
+          <w:numId w:val="9"/>
+        </w:numPr>
+        <w:spacing w:line="360" w:lineRule="auto"/>
+        <w:contextualSpacing w:val="0"/>
+      </w:pPr>
+      <w:r>
+        <w:t>For each filter you apply, dup</w:t>
+      </w:r>
+      <w:r>
+        <w:t xml:space="preserve">licate the original image and </w:t>
+      </w:r>
+      <w:r>
+        <w:t xml:space="preserve">name </w:t>
+      </w:r>
+      <w:r>
+        <w:t xml:space="preserve">it </w:t>
+      </w:r>
+      <w:r>
+        <w:t>appropriately</w:t>
+      </w:r>
+    </w:p>
+    <w:p>
+      <w:pPr>
+        <w:pStyle w:val="ListParagraph"/>
+        <w:numPr>
+          <w:ilvl w:val="0"/>
+          <w:numId w:val="9"/>
+        </w:numPr>
+        <w:spacing w:line="360" w:lineRule="auto"/>
+        <w:contextualSpacing w:val="0"/>
+      </w:pPr>
+      <w:r>
+        <w:t>Try applying different filters and varying the radius over which they act.  Typically, filter option windows have a “preview” box, which updates the target image as you change parameters.</w:t>
+      </w:r>
+    </w:p>
+    <w:p>
+      <w:pPr>
+        <w:pStyle w:val="ListParagraph"/>
+        <w:numPr>
+          <w:ilvl w:val="0"/>
+          <w:numId w:val="9"/>
+        </w:numPr>
+        <w:spacing w:line="360" w:lineRule="auto"/>
+        <w:contextualSpacing w:val="0"/>
+      </w:pPr>
+      <w:r>
+        <w:t>Decide which image has done the best job of supressing noise whilst maintaining sharp edges around the nuclei.  Save this image</w:t>
+      </w:r>
+      <w:r>
+        <w:t xml:space="preserve"> to</w:t>
+      </w:r>
+      <w:r>
         <w:t xml:space="preserve"> </w:t>
       </w:r>
-      <w:proofErr w:type="gramStart"/>
-      <w:r>
-        <w:rPr>
-          <w:i/>
-        </w:rPr>
-        <w:t>you’re</w:t>
-      </w:r>
-      <w:proofErr w:type="gramEnd"/>
-      <w:r>
-        <w:rPr>
-          <w:i/>
-        </w:rPr>
-        <w:t xml:space="preserve"> going to apply various filters to the image to investigate their effect.  Some (e.g. median filter) preserve sharp edges in the image, while others are good for removing camera-induced noise (e.g. Gaussian filter).</w:t>
-      </w:r>
-    </w:p>
-    <w:p>
-      <w:pPr>
-        <w:pStyle w:val="ListParagraph"/>
-        <w:numPr>
-          <w:ilvl w:val="0"/>
-          <w:numId w:val="9"/>
-        </w:numPr>
-        <w:spacing w:line="360" w:lineRule="auto"/>
-        <w:contextualSpacing w:val="0"/>
-      </w:pPr>
-      <w:r>
-        <w:t>For each filter you apply, dup</w:t>
-      </w:r>
-      <w:r>
-        <w:t xml:space="preserve">licate the original image and </w:t>
-      </w:r>
-      <w:r>
-        <w:t xml:space="preserve">name </w:t>
-      </w:r>
-      <w:r>
-        <w:t xml:space="preserve">it </w:t>
-      </w:r>
-      <w:r>
-        <w:t>appropriately</w:t>
-      </w:r>
-    </w:p>
-    <w:p>
-      <w:pPr>
-        <w:pStyle w:val="ListParagraph"/>
-        <w:numPr>
-          <w:ilvl w:val="0"/>
-          <w:numId w:val="9"/>
-        </w:numPr>
-        <w:spacing w:line="360" w:lineRule="auto"/>
-        <w:contextualSpacing w:val="0"/>
-      </w:pPr>
-      <w:r>
-        <w:t>Try applying different filters and varying the radius over which they act.  Typically, filter option windows have a “preview” box, which updates the target image as you change parameters.</w:t>
-      </w:r>
-    </w:p>
-    <w:p>
-      <w:pPr>
-        <w:pStyle w:val="ListParagraph"/>
-        <w:numPr>
-          <w:ilvl w:val="0"/>
-          <w:numId w:val="9"/>
-        </w:numPr>
-        <w:spacing w:line="360" w:lineRule="auto"/>
-        <w:contextualSpacing w:val="0"/>
-      </w:pPr>
-      <w:r>
-        <w:t>Decide which image has done the best job of supressing noise whilst maintaining sharp edges around the nuclei.  Save this image</w:t>
-      </w:r>
-      <w:r>
-        <w:t xml:space="preserve"> to</w:t>
+      <w:r>
+        <w:t>your computer (with a new filename)</w:t>
+      </w:r>
+      <w:r>
+        <w:t xml:space="preserve"> and close all </w:t>
+      </w:r>
+      <w:r>
+        <w:t xml:space="preserve">the </w:t>
+      </w:r>
+      <w:r>
+        <w:t>other images.</w:t>
+      </w:r>
+    </w:p>
+    <w:p>
+      <w:pPr>
+        <w:spacing w:line="360" w:lineRule="auto"/>
+      </w:pPr>
+    </w:p>
+    <w:p>
+      <w:pPr>
+        <w:pStyle w:val="ListParagraph"/>
+        <w:numPr>
+          <w:ilvl w:val="0"/>
+          <w:numId w:val="3"/>
+        </w:numPr>
+        <w:spacing w:line="360" w:lineRule="auto"/>
+        <w:contextualSpacing w:val="0"/>
+        <w:rPr>
+          <w:b/>
+        </w:rPr>
+      </w:pPr>
+      <w:r>
+        <w:rPr>
+          <w:b/>
+        </w:rPr>
+        <w:t>Applying intensity thresholds for segmentation of nuclei</w:t>
+      </w:r>
+    </w:p>
+    <w:p>
+      <w:pPr>
+        <w:pStyle w:val="ListParagraph"/>
+        <w:spacing w:line="360" w:lineRule="auto"/>
+        <w:contextualSpacing w:val="0"/>
+        <w:rPr>
+          <w:b/>
+        </w:rPr>
+      </w:pPr>
+      <w:r>
+        <w:rPr>
+          <w:b/>
+        </w:rPr>
+        <w:t xml:space="preserve">IMPORTANT:  </w:t>
+      </w:r>
+      <w:r>
+        <w:rPr>
+          <w:bCs/>
+        </w:rPr>
+        <w:t>At this stage, it’s necessary to ensure the binary image handling in ImageJ is configured to the expected mode.  Go to “Process &gt; Binary &gt; Options…” and ensure “Black background is ticked”.</w:t>
+      </w:r>
+    </w:p>
+    <w:p>
+      <w:pPr>
+        <w:pStyle w:val="ListParagraph"/>
+        <w:spacing w:line="360" w:lineRule="auto"/>
+        <w:contextualSpacing w:val="0"/>
+        <w:rPr>
+          <w:i/>
+        </w:rPr>
+      </w:pPr>
+      <w:r>
+        <w:rPr>
+          <w:i/>
+        </w:rPr>
+        <w:lastRenderedPageBreak/>
+        <w:t xml:space="preserve">The next task is to threshold </w:t>
+      </w:r>
+      <w:r>
+        <w:rPr>
+          <w:i/>
+        </w:rPr>
+        <w:t>the image</w:t>
+      </w:r>
+      <w:r>
+        <w:rPr>
+          <w:i/>
+        </w:rPr>
+        <w:t>,</w:t>
+      </w:r>
+      <w:r>
+        <w:rPr>
+          <w:i/>
+        </w:rPr>
+        <w:t xml:space="preserve"> so the nuclei are identified against </w:t>
+      </w:r>
+      <w:r>
+        <w:rPr>
+          <w:i/>
+        </w:rPr>
+        <w:t>the background.</w:t>
+      </w:r>
+      <w:r>
+        <w:rPr>
+          <w:i/>
+        </w:rPr>
+        <w:t xml:space="preserve">  Thresholds can be set manually or automatically using a variety of algorithms; the effect of these can be evaluated using the “Try all” feature of the “Auto Threshold” tool.</w:t>
+      </w:r>
+    </w:p>
+    <w:p>
+      <w:pPr>
+        <w:pStyle w:val="ListParagraph"/>
+        <w:numPr>
+          <w:ilvl w:val="0"/>
+          <w:numId w:val="10"/>
+        </w:numPr>
+        <w:spacing w:line="360" w:lineRule="auto"/>
+        <w:contextualSpacing w:val="0"/>
+      </w:pPr>
+      <w:r>
+        <w:t>First, duplicate the image.  This will be used later for intensity measurements of nuclei.</w:t>
+      </w:r>
+    </w:p>
+    <w:p>
+      <w:pPr>
+        <w:pStyle w:val="ListParagraph"/>
+        <w:numPr>
+          <w:ilvl w:val="0"/>
+          <w:numId w:val="10"/>
+        </w:numPr>
+        <w:spacing w:line="360" w:lineRule="auto"/>
+        <w:contextualSpacing w:val="0"/>
+      </w:pPr>
+      <w:r>
+        <w:t>To get an idea how the threshold behaves, r</w:t>
+      </w:r>
+      <w:r>
+        <w:t>un the “Manual threshold”</w:t>
+      </w:r>
+      <w:r>
+        <w:t xml:space="preserve"> tool and adjust the slider.  The threshold will be displayed in real-time on the image.  </w:t>
+      </w:r>
+      <w:r>
+        <w:t>Don’t apply the threshold, just close the threshold window.</w:t>
+      </w:r>
+    </w:p>
+    <w:p>
+      <w:pPr>
+        <w:pStyle w:val="ListParagraph"/>
+        <w:numPr>
+          <w:ilvl w:val="0"/>
+          <w:numId w:val="10"/>
+        </w:numPr>
+        <w:spacing w:line="360" w:lineRule="auto"/>
+        <w:contextualSpacing w:val="0"/>
+      </w:pPr>
+      <w:r>
+        <w:t>Now, open the “Auto Threshold” tool and run using “Try all”.  This will</w:t>
+      </w:r>
+      <w:r>
+        <w:t xml:space="preserve"> open a montage</w:t>
       </w:r>
       <w:r>
         <w:t xml:space="preserve"> </w:t>
       </w:r>
       <w:r>
-        <w:t>your computer (with a new filename)</w:t>
-      </w:r>
-      <w:r>
-        <w:t xml:space="preserve"> and close all </w:t>
-      </w:r>
-      <w:r>
-        <w:t xml:space="preserve">the </w:t>
-      </w:r>
-      <w:r>
-        <w:t>other images.</w:t>
+        <w:t>displaying</w:t>
+      </w:r>
+      <w:r>
+        <w:t xml:space="preserve"> examples of thresholding using 16 different algorithms.</w:t>
+      </w:r>
+      <w:r>
+        <w:t xml:space="preserve">  The names of each </w:t>
+      </w:r>
+      <w:r>
+        <w:t>algorithm</w:t>
+      </w:r>
+      <w:r>
+        <w:t xml:space="preserve"> are d</w:t>
+      </w:r>
+      <w:r>
+        <w:t>isplayed below each example (you may need to zoom in to see them)</w:t>
+      </w:r>
+      <w:r>
+        <w:t>.</w:t>
+      </w:r>
+    </w:p>
+    <w:p>
+      <w:pPr>
+        <w:pStyle w:val="ListParagraph"/>
+        <w:numPr>
+          <w:ilvl w:val="0"/>
+          <w:numId w:val="10"/>
+        </w:numPr>
+        <w:spacing w:line="360" w:lineRule="auto"/>
+        <w:contextualSpacing w:val="0"/>
+      </w:pPr>
+      <w:r>
+        <w:t xml:space="preserve">Make a note of the </w:t>
+      </w:r>
+      <w:r>
+        <w:t>algorithm</w:t>
+      </w:r>
+      <w:r>
+        <w:t xml:space="preserve"> which appears to have worked best.  </w:t>
+      </w:r>
+    </w:p>
+    <w:p>
+      <w:pPr>
+        <w:pStyle w:val="ListParagraph"/>
+        <w:numPr>
+          <w:ilvl w:val="0"/>
+          <w:numId w:val="10"/>
+        </w:numPr>
+        <w:spacing w:line="360" w:lineRule="auto"/>
+        <w:contextualSpacing w:val="0"/>
+      </w:pPr>
+      <w:r>
+        <w:t xml:space="preserve">Close the </w:t>
+      </w:r>
+      <w:r>
+        <w:t xml:space="preserve">montage window and reopen the “Auto Threshold” tool.  Select the best </w:t>
+      </w:r>
+      <w:r>
+        <w:t>algorithm</w:t>
+      </w:r>
+      <w:r>
+        <w:t xml:space="preserve"> from the dropdown m</w:t>
+      </w:r>
+      <w:r>
+        <w:t>enu and click apply</w:t>
+      </w:r>
+      <w:r>
+        <w:t>.</w:t>
+      </w:r>
+    </w:p>
+    <w:p>
+      <w:pPr>
+        <w:pStyle w:val="ListParagraph"/>
+        <w:numPr>
+          <w:ilvl w:val="0"/>
+          <w:numId w:val="10"/>
+        </w:numPr>
+        <w:spacing w:line="360" w:lineRule="auto"/>
+        <w:contextualSpacing w:val="0"/>
+      </w:pPr>
+      <w:r>
+        <w:t xml:space="preserve">Going forward you’ll need an image with </w:t>
+      </w:r>
+      <w:r>
+        <w:t>white</w:t>
+      </w:r>
+      <w:r>
+        <w:t xml:space="preserve"> nuclei on a </w:t>
+      </w:r>
+      <w:r>
+        <w:t xml:space="preserve">black </w:t>
+      </w:r>
+      <w:r>
+        <w:t xml:space="preserve">background.  If necessary, images </w:t>
+      </w:r>
+      <w:r>
+        <w:t>can be inverted using “Edit &gt; Invert”</w:t>
+      </w:r>
+      <w:r>
+        <w:t>.</w:t>
+      </w:r>
+    </w:p>
+    <w:p>
+      <w:pPr>
+        <w:pStyle w:val="ListParagraph"/>
+        <w:numPr>
+          <w:ilvl w:val="0"/>
+          <w:numId w:val="10"/>
+        </w:numPr>
+        <w:spacing w:line="360" w:lineRule="auto"/>
+        <w:contextualSpacing w:val="0"/>
+      </w:pPr>
+      <w:r>
+        <w:t xml:space="preserve">Save the thresholded (“binarised”) image to your computer with </w:t>
+      </w:r>
+      <w:r>
+        <w:t>a new filename</w:t>
       </w:r>
     </w:p>
     <w:p>
@@ -1269,362 +1443,123 @@
         <w:rPr>
           <w:b/>
         </w:rPr>
-        <w:t>Applying intensity thresholds for segmentation of nuclei</w:t>
-      </w:r>
-    </w:p>
-    <w:p>
-      <w:pPr>
-        <w:pStyle w:val="ListParagraph"/>
-        <w:spacing w:line="360" w:lineRule="auto"/>
-        <w:contextualSpacing w:val="0"/>
-        <w:rPr>
-          <w:i/>
-        </w:rPr>
-      </w:pPr>
-      <w:r>
-        <w:rPr>
-          <w:i/>
-        </w:rPr>
-        <w:t xml:space="preserve">The next task is to threshold </w:t>
-      </w:r>
-      <w:r>
-        <w:rPr>
-          <w:i/>
-        </w:rPr>
-        <w:t>the image</w:t>
-      </w:r>
-      <w:r>
-        <w:rPr>
-          <w:i/>
-        </w:rPr>
-        <w:t>,</w:t>
-      </w:r>
-      <w:r>
-        <w:rPr>
-          <w:i/>
-        </w:rPr>
-        <w:t xml:space="preserve"> so the nuclei are identified against </w:t>
-      </w:r>
-      <w:r>
-        <w:rPr>
-          <w:i/>
-        </w:rPr>
-        <w:t>the background.</w:t>
-      </w:r>
-      <w:r>
-        <w:rPr>
-          <w:i/>
-        </w:rPr>
-        <w:t xml:space="preserve">  Thresholds can be set manually or automatically using a variety of algorithms; the effect of these can be evaluated using the “Try all” feature of the “Auto Threshold” tool.</w:t>
-      </w:r>
-    </w:p>
-    <w:p>
-      <w:pPr>
-        <w:pStyle w:val="ListParagraph"/>
-        <w:numPr>
-          <w:ilvl w:val="0"/>
-          <w:numId w:val="10"/>
-        </w:numPr>
-        <w:spacing w:line="360" w:lineRule="auto"/>
-        <w:contextualSpacing w:val="0"/>
-      </w:pPr>
-      <w:r>
-        <w:t>First, duplicate the image.  This will be used later for intensity measurements of nuclei.</w:t>
-      </w:r>
-    </w:p>
-    <w:p>
-      <w:pPr>
-        <w:pStyle w:val="ListParagraph"/>
-        <w:numPr>
-          <w:ilvl w:val="0"/>
-          <w:numId w:val="10"/>
-        </w:numPr>
-        <w:spacing w:line="360" w:lineRule="auto"/>
-        <w:contextualSpacing w:val="0"/>
-      </w:pPr>
-      <w:r>
+        <w:t>Cleaning binarised images</w:t>
+      </w:r>
+    </w:p>
+    <w:p>
+      <w:pPr>
+        <w:pStyle w:val="ListParagraph"/>
+        <w:spacing w:line="360" w:lineRule="auto"/>
+        <w:contextualSpacing w:val="0"/>
+        <w:rPr>
+          <w:i/>
+        </w:rPr>
+      </w:pPr>
+      <w:r>
+        <w:rPr>
+          <w:i/>
+        </w:rPr>
+        <w:t xml:space="preserve">Despite filtering, there will be places where there are either dark spots within a segmented </w:t>
+      </w:r>
+      <w:r>
+        <w:rPr>
+          <w:i/>
+        </w:rPr>
+        <w:t>nucleus</w:t>
+      </w:r>
+      <w:r>
+        <w:rPr>
+          <w:i/>
+        </w:rPr>
+        <w:t xml:space="preserve"> or bright spots on the background.</w:t>
+      </w:r>
+      <w:r>
+        <w:rPr>
+          <w:i/>
+        </w:rPr>
+        <w:t xml:space="preserve">  These can be corrected using the “Binary” tools.</w:t>
+      </w:r>
+      <w:r>
+        <w:rPr>
+          <w:i/>
+        </w:rPr>
+        <w:t xml:space="preserve">  There will also be instances where separate nuclei have merged to a single object.  These can be separated using the “Watershed” tool.</w:t>
+      </w:r>
+    </w:p>
+    <w:p>
+      <w:pPr>
+        <w:pStyle w:val="ListParagraph"/>
+        <w:numPr>
+          <w:ilvl w:val="0"/>
+          <w:numId w:val="11"/>
+        </w:numPr>
+        <w:spacing w:line="360" w:lineRule="auto"/>
+        <w:contextualSpacing w:val="0"/>
+      </w:pPr>
+      <w:r>
+        <w:t>Before running any binary t</w:t>
+      </w:r>
+      <w:r>
+        <w:t xml:space="preserve">ools, duplicate the image and </w:t>
+      </w:r>
+      <w:r>
+        <w:t>name appropriately</w:t>
+      </w:r>
+    </w:p>
+    <w:p>
+      <w:pPr>
+        <w:pStyle w:val="ListParagraph"/>
+        <w:numPr>
+          <w:ilvl w:val="0"/>
+          <w:numId w:val="11"/>
+        </w:numPr>
+        <w:spacing w:line="360" w:lineRule="auto"/>
+        <w:contextualSpacing w:val="0"/>
+      </w:pPr>
+      <w:r>
+        <w:t>Try applying various binary processes, such as “dilate”, “erode”, “open”, “close” and “fill holes”</w:t>
+      </w:r>
+      <w:r>
+        <w:t>.  It may be necessary to apply multiple processes to fix different features.</w:t>
+      </w:r>
+    </w:p>
+    <w:p>
+      <w:pPr>
+        <w:pStyle w:val="ListParagraph"/>
+        <w:numPr>
+          <w:ilvl w:val="0"/>
+          <w:numId w:val="11"/>
+        </w:numPr>
+        <w:spacing w:line="360" w:lineRule="auto"/>
+        <w:contextualSpacing w:val="0"/>
+      </w:pPr>
+      <w:r>
+        <w:t>Once the binarised image has been cleaned, apply the “Watershed” tool to draw a line between separate nuclei that are in contact (as with all automated processes, the results may not be perfect).</w:t>
+      </w:r>
+    </w:p>
+    <w:p>
+      <w:pPr>
+        <w:spacing w:line="360" w:lineRule="auto"/>
+      </w:pPr>
+    </w:p>
+    <w:p>
+      <w:pPr>
+        <w:pStyle w:val="ListParagraph"/>
+        <w:numPr>
+          <w:ilvl w:val="0"/>
+          <w:numId w:val="3"/>
+        </w:numPr>
+        <w:spacing w:line="360" w:lineRule="auto"/>
+        <w:contextualSpacing w:val="0"/>
+        <w:rPr>
+          <w:b/>
+        </w:rPr>
+      </w:pPr>
+      <w:r>
+        <w:rPr>
+          <w:b/>
+        </w:rPr>
         <w:lastRenderedPageBreak/>
-        <w:t>To get an idea how the threshold behaves, r</w:t>
-      </w:r>
-      <w:r>
-        <w:t>un the “Manual threshold”</w:t>
-      </w:r>
-      <w:r>
-        <w:t xml:space="preserve"> tool and adjust the slider.  The threshold will be displayed in real-time on the image.  </w:t>
-      </w:r>
-      <w:proofErr w:type="gramStart"/>
-      <w:r>
-        <w:t>Don’t</w:t>
-      </w:r>
-      <w:proofErr w:type="gramEnd"/>
-      <w:r>
-        <w:t xml:space="preserve"> apply the threshold, just close the threshold window.</w:t>
-      </w:r>
-    </w:p>
-    <w:p>
-      <w:pPr>
-        <w:pStyle w:val="ListParagraph"/>
-        <w:numPr>
-          <w:ilvl w:val="0"/>
-          <w:numId w:val="10"/>
-        </w:numPr>
-        <w:spacing w:line="360" w:lineRule="auto"/>
-        <w:contextualSpacing w:val="0"/>
-      </w:pPr>
-      <w:r>
-        <w:t>Now, open the “Auto Threshold” tool and run using “Try all”.  This will</w:t>
-      </w:r>
-      <w:r>
-        <w:t xml:space="preserve"> open a montage</w:t>
-      </w:r>
-      <w:r>
-        <w:t xml:space="preserve"> </w:t>
-      </w:r>
-      <w:r>
-        <w:t>displaying</w:t>
-      </w:r>
-      <w:r>
-        <w:t xml:space="preserve"> examples of thresholding using 16 different algorithms.</w:t>
-      </w:r>
-      <w:r>
-        <w:t xml:space="preserve">  The names of each </w:t>
-      </w:r>
-      <w:r>
-        <w:t>algorithm</w:t>
-      </w:r>
-      <w:r>
-        <w:t xml:space="preserve"> are d</w:t>
-      </w:r>
-      <w:r>
-        <w:t>isplayed below each example (you may need to zoom in to see them)</w:t>
-      </w:r>
-      <w:r>
-        <w:t>.</w:t>
-      </w:r>
-    </w:p>
-    <w:p>
-      <w:pPr>
-        <w:pStyle w:val="ListParagraph"/>
-        <w:numPr>
-          <w:ilvl w:val="0"/>
-          <w:numId w:val="10"/>
-        </w:numPr>
-        <w:spacing w:line="360" w:lineRule="auto"/>
-        <w:contextualSpacing w:val="0"/>
-      </w:pPr>
-      <w:r>
-        <w:t xml:space="preserve">Make a note of the </w:t>
-      </w:r>
-      <w:r>
-        <w:t>algorithm</w:t>
-      </w:r>
-      <w:r>
-        <w:t xml:space="preserve"> which appears to have worked best.  </w:t>
-      </w:r>
-    </w:p>
-    <w:p>
-      <w:pPr>
-        <w:pStyle w:val="ListParagraph"/>
-        <w:numPr>
-          <w:ilvl w:val="0"/>
-          <w:numId w:val="10"/>
-        </w:numPr>
-        <w:spacing w:line="360" w:lineRule="auto"/>
-        <w:contextualSpacing w:val="0"/>
-      </w:pPr>
-      <w:r>
-        <w:t xml:space="preserve">Close the </w:t>
-      </w:r>
-      <w:r>
-        <w:t xml:space="preserve">montage window and reopen the “Auto Threshold” tool.  Select the best </w:t>
-      </w:r>
-      <w:r>
-        <w:t>algorithm</w:t>
-      </w:r>
-      <w:r>
-        <w:t xml:space="preserve"> from the dropdown m</w:t>
-      </w:r>
-      <w:r>
-        <w:t>enu and click apply</w:t>
-      </w:r>
-      <w:r>
-        <w:t>.</w:t>
-      </w:r>
-    </w:p>
-    <w:p>
-      <w:pPr>
-        <w:pStyle w:val="ListParagraph"/>
-        <w:numPr>
-          <w:ilvl w:val="0"/>
-          <w:numId w:val="10"/>
-        </w:numPr>
-        <w:spacing w:line="360" w:lineRule="auto"/>
-        <w:contextualSpacing w:val="0"/>
-      </w:pPr>
-      <w:r>
-        <w:t xml:space="preserve">Going forward </w:t>
-      </w:r>
-      <w:proofErr w:type="gramStart"/>
-      <w:r>
-        <w:t>you’ll</w:t>
-      </w:r>
-      <w:proofErr w:type="gramEnd"/>
-      <w:r>
-        <w:t xml:space="preserve"> need an image with black nuclei on a white</w:t>
-      </w:r>
-      <w:r>
-        <w:t xml:space="preserve"> background.  If necessary, images </w:t>
-      </w:r>
-      <w:r>
-        <w:t>can be inverted using “Edit &gt; Invert”</w:t>
-      </w:r>
-      <w:r>
-        <w:t>.</w:t>
-      </w:r>
-    </w:p>
-    <w:p>
-      <w:pPr>
-        <w:pStyle w:val="ListParagraph"/>
-        <w:numPr>
-          <w:ilvl w:val="0"/>
-          <w:numId w:val="10"/>
-        </w:numPr>
-        <w:spacing w:line="360" w:lineRule="auto"/>
-        <w:contextualSpacing w:val="0"/>
-      </w:pPr>
-      <w:r>
-        <w:t xml:space="preserve">Save the thresholded (“binarised”) image to your computer with </w:t>
-      </w:r>
-      <w:r>
-        <w:t>a new filename</w:t>
-      </w:r>
-    </w:p>
-    <w:p>
-      <w:pPr>
-        <w:spacing w:line="360" w:lineRule="auto"/>
-      </w:pPr>
-    </w:p>
-    <w:p>
-      <w:pPr>
-        <w:pStyle w:val="ListParagraph"/>
-        <w:numPr>
-          <w:ilvl w:val="0"/>
-          <w:numId w:val="3"/>
-        </w:numPr>
-        <w:spacing w:line="360" w:lineRule="auto"/>
-        <w:contextualSpacing w:val="0"/>
-        <w:rPr>
-          <w:b/>
-        </w:rPr>
-      </w:pPr>
-      <w:r>
-        <w:rPr>
-          <w:b/>
-        </w:rPr>
-        <w:t>Cleaning binarised images</w:t>
-      </w:r>
-    </w:p>
-    <w:p>
-      <w:pPr>
-        <w:pStyle w:val="ListParagraph"/>
-        <w:spacing w:line="360" w:lineRule="auto"/>
-        <w:contextualSpacing w:val="0"/>
-        <w:rPr>
-          <w:i/>
-        </w:rPr>
-      </w:pPr>
-      <w:r>
-        <w:rPr>
-          <w:i/>
-        </w:rPr>
-        <w:t>Despite filtering, there will be places where there are either dark spots within a segmented nuclei or bright spots on the background.</w:t>
-      </w:r>
-      <w:r>
-        <w:rPr>
-          <w:i/>
-        </w:rPr>
-        <w:t xml:space="preserve">  These can be corrected using the “Binary” tools.</w:t>
-      </w:r>
-      <w:r>
-        <w:rPr>
-          <w:i/>
-        </w:rPr>
-        <w:t xml:space="preserve">  There will also be instances where separate nuclei have merged to a single object.  These can be separated using the “Watershed” tool.</w:t>
-      </w:r>
-    </w:p>
-    <w:p>
-      <w:pPr>
-        <w:pStyle w:val="ListParagraph"/>
-        <w:numPr>
-          <w:ilvl w:val="0"/>
-          <w:numId w:val="11"/>
-        </w:numPr>
-        <w:spacing w:line="360" w:lineRule="auto"/>
-        <w:contextualSpacing w:val="0"/>
-      </w:pPr>
-      <w:r>
-        <w:t>Before running any binary t</w:t>
-      </w:r>
-      <w:r>
-        <w:t xml:space="preserve">ools, duplicate the image and </w:t>
-      </w:r>
-      <w:r>
-        <w:t>name appropriately</w:t>
-      </w:r>
-    </w:p>
-    <w:p>
-      <w:pPr>
-        <w:pStyle w:val="ListParagraph"/>
-        <w:numPr>
-          <w:ilvl w:val="0"/>
-          <w:numId w:val="11"/>
-        </w:numPr>
-        <w:spacing w:line="360" w:lineRule="auto"/>
-        <w:contextualSpacing w:val="0"/>
-      </w:pPr>
-      <w:r>
-        <w:t>Try applying various binary processes, such as “dilate”, “erode”, “open”, “close” and “fill holes”</w:t>
-      </w:r>
-      <w:r>
-        <w:t>.  It may be necessary to apply multiple processes to fix different features.</w:t>
-      </w:r>
-    </w:p>
-    <w:p>
-      <w:pPr>
-        <w:pStyle w:val="ListParagraph"/>
-        <w:numPr>
-          <w:ilvl w:val="0"/>
-          <w:numId w:val="11"/>
-        </w:numPr>
-        <w:spacing w:line="360" w:lineRule="auto"/>
-        <w:contextualSpacing w:val="0"/>
-      </w:pPr>
-      <w:r>
-        <w:t>Once the binarised image has been cleaned, apply the “Watershed” tool to draw a line between separate nuclei that are in contact (as with all automated processes, the results may not be perfect).</w:t>
-      </w:r>
-    </w:p>
-    <w:p>
-      <w:pPr>
-        <w:spacing w:line="360" w:lineRule="auto"/>
-      </w:pPr>
-    </w:p>
-    <w:p>
-      <w:pPr>
-        <w:pStyle w:val="ListParagraph"/>
-        <w:numPr>
-          <w:ilvl w:val="0"/>
-          <w:numId w:val="3"/>
-        </w:numPr>
-        <w:spacing w:line="360" w:lineRule="auto"/>
-        <w:contextualSpacing w:val="0"/>
-        <w:rPr>
-          <w:b/>
-        </w:rPr>
-      </w:pPr>
-      <w:r>
-        <w:rPr>
-          <w:b/>
-        </w:rPr>
         <w:t>Analysing particles</w:t>
       </w:r>
     </w:p>
@@ -1676,7 +1611,6 @@
         <w:contextualSpacing w:val="0"/>
       </w:pPr>
       <w:r>
-        <w:lastRenderedPageBreak/>
         <w:t xml:space="preserve">Set the </w:t>
       </w:r>
       <w:r>
@@ -1796,42 +1730,79 @@
           <w:i/>
           <w:iCs/>
         </w:rPr>
-        <w:t xml:space="preserve"> Particles and fit a curve to this.  Here we will fit a Gaussian distribution to the nuclear areas.  This requires creating the histogram with the Distribution function of </w:t>
+        <w:t xml:space="preserve"> Particles and fit a curve to this.  Here we will </w:t>
       </w:r>
       <w:r>
         <w:rPr>
           <w:i/>
           <w:iCs/>
         </w:rPr>
+        <w:t>generate a histogram of</w:t>
+      </w:r>
+      <w:r>
+        <w:rPr>
+          <w:i/>
+          <w:iCs/>
+        </w:rPr>
+        <w:t xml:space="preserve"> the </w:t>
+      </w:r>
+      <w:r>
+        <w:rPr>
+          <w:i/>
+          <w:iCs/>
+        </w:rPr>
+        <w:t xml:space="preserve">measured </w:t>
+      </w:r>
+      <w:r>
+        <w:rPr>
+          <w:i/>
+          <w:iCs/>
+        </w:rPr>
+        <w:t>nuclear areas.</w:t>
+      </w:r>
+    </w:p>
+    <w:p>
+      <w:pPr>
+        <w:pStyle w:val="ListParagraph"/>
+        <w:numPr>
+          <w:ilvl w:val="0"/>
+          <w:numId w:val="20"/>
+        </w:numPr>
+        <w:spacing w:line="360" w:lineRule="auto"/>
+        <w:contextualSpacing w:val="0"/>
+      </w:pPr>
+      <w:r>
+        <w:t xml:space="preserve">From the </w:t>
+      </w:r>
+      <w:r>
         <w:t>r</w:t>
       </w:r>
       <w:r>
-        <w:rPr>
-          <w:i/>
-          <w:iCs/>
-        </w:rPr>
         <w:t xml:space="preserve">esults </w:t>
       </w:r>
       <w:r>
-        <w:rPr>
-          <w:i/>
-          <w:iCs/>
-        </w:rPr>
         <w:t>t</w:t>
       </w:r>
       <w:r>
-        <w:rPr>
-          <w:i/>
-          <w:iCs/>
-        </w:rPr>
-        <w:t>able</w:t>
-      </w:r>
-      <w:r>
-        <w:rPr>
-          <w:i/>
-          <w:iCs/>
-        </w:rPr>
-        <w:t>, then plotting these points and fitting the curve.</w:t>
+        <w:t xml:space="preserve">able, use the “Distribution…” function to create a histogram of nuclei areas with 5 bins in the range 100-200 </w:t>
+      </w:r>
+      <w:r>
+        <w:rPr>
+          <w:rFonts w:cstheme="minorHAnsi"/>
+        </w:rPr>
+        <w:t>µ</w:t>
+      </w:r>
+      <w:r>
+        <w:t>m</w:t>
+      </w:r>
+      <w:r>
+        <w:rPr>
+          <w:vertAlign w:val="superscript"/>
+        </w:rPr>
+        <w:t>2</w:t>
+      </w:r>
+      <w:r>
+        <w:t>.</w:t>
       </w:r>
     </w:p>
     <w:p>
@@ -1845,326 +1816,7 @@
         <w:contextualSpacing w:val="0"/>
       </w:pPr>
       <w:r>
-        <w:t xml:space="preserve">From the </w:t>
-      </w:r>
-      <w:r>
-        <w:t>r</w:t>
-      </w:r>
-      <w:r>
-        <w:t xml:space="preserve">esults </w:t>
-      </w:r>
-      <w:r>
-        <w:t>t</w:t>
-      </w:r>
-      <w:r>
-        <w:t xml:space="preserve">able, use the “Distribution…” function to create a histogram of nuclei areas with 5 bins in the range 100-200 </w:t>
-      </w:r>
-      <w:r>
-        <w:rPr>
-          <w:rFonts w:cstheme="minorHAnsi"/>
-        </w:rPr>
-        <w:t>µ</w:t>
-      </w:r>
-      <w:r>
-        <w:t>m</w:t>
-      </w:r>
-      <w:r>
-        <w:rPr>
-          <w:vertAlign w:val="superscript"/>
-        </w:rPr>
-        <w:t>2</w:t>
-      </w:r>
-      <w:r>
-        <w:t>.</w:t>
-      </w:r>
-    </w:p>
-    <w:p>
-      <w:pPr>
-        <w:pStyle w:val="ListParagraph"/>
-        <w:numPr>
-          <w:ilvl w:val="0"/>
-          <w:numId w:val="20"/>
-        </w:numPr>
-        <w:spacing w:line="360" w:lineRule="auto"/>
-        <w:contextualSpacing w:val="0"/>
-      </w:pPr>
-      <w:r>
-        <w:t xml:space="preserve">The distribution plot doesn’t have a curve fitting option, so </w:t>
-      </w:r>
-      <w:proofErr w:type="gramStart"/>
-      <w:r>
-        <w:t>it’s</w:t>
-      </w:r>
-      <w:proofErr w:type="gramEnd"/>
-      <w:r>
-        <w:t xml:space="preserve"> necessary to get the histogram values and plot these as an XY plot.  </w:t>
-      </w:r>
-      <w:r>
-        <w:t xml:space="preserve">List the values from the </w:t>
-      </w:r>
-      <w:r>
-        <w:t>generated histogram to get the bin start positions and the number of counts per bin.</w:t>
-      </w:r>
-    </w:p>
-    <w:p>
-      <w:pPr>
-        <w:pStyle w:val="ListParagraph"/>
-        <w:numPr>
-          <w:ilvl w:val="0"/>
-          <w:numId w:val="20"/>
-        </w:numPr>
-        <w:spacing w:line="360" w:lineRule="auto"/>
-        <w:contextualSpacing w:val="0"/>
-      </w:pPr>
-      <w:r>
-        <w:t>To fit the histogram points we will have to set the new results table name to “Results”.  Do this from File &gt; Rename.</w:t>
-      </w:r>
-    </w:p>
-    <w:p>
-      <w:pPr>
-        <w:pStyle w:val="ListParagraph"/>
-        <w:numPr>
-          <w:ilvl w:val="0"/>
-          <w:numId w:val="20"/>
-        </w:numPr>
-        <w:spacing w:line="360" w:lineRule="auto"/>
-        <w:contextualSpacing w:val="0"/>
-      </w:pPr>
-      <w:r>
-        <w:t>Plot the 5 histogram points as disconnected blue circles.</w:t>
-      </w:r>
-    </w:p>
-    <w:p>
-      <w:pPr>
-        <w:pStyle w:val="ListParagraph"/>
-        <w:numPr>
-          <w:ilvl w:val="0"/>
-          <w:numId w:val="20"/>
-        </w:numPr>
-        <w:spacing w:line="360" w:lineRule="auto"/>
-        <w:contextualSpacing w:val="0"/>
-      </w:pPr>
-      <w:r>
-        <w:t xml:space="preserve">Fit a Gaussian curve to the 5 points.  </w:t>
-      </w:r>
-      <w:r>
-        <w:t>The fitting parameters should be shown in the Log window.</w:t>
-      </w:r>
-    </w:p>
-    <w:p>
-      <w:pPr>
-        <w:spacing w:line="360" w:lineRule="auto"/>
-      </w:pPr>
-    </w:p>
-    <w:p>
-      <w:pPr>
-        <w:pStyle w:val="ListParagraph"/>
-        <w:numPr>
-          <w:ilvl w:val="0"/>
-          <w:numId w:val="17"/>
-        </w:numPr>
-        <w:spacing w:line="360" w:lineRule="auto"/>
-        <w:rPr>
-          <w:b/>
-        </w:rPr>
-      </w:pPr>
-      <w:r>
-        <w:rPr>
-          <w:b/>
-        </w:rPr>
-        <w:t>(Optional) Recording macros</w:t>
-      </w:r>
-    </w:p>
-    <w:p>
-      <w:pPr>
-        <w:pStyle w:val="ListParagraph"/>
-        <w:spacing w:line="360" w:lineRule="auto"/>
-        <w:rPr>
-          <w:i/>
-        </w:rPr>
-      </w:pPr>
-      <w:r>
-        <w:rPr>
-          <w:i/>
-        </w:rPr>
-        <w:t xml:space="preserve">The macro recorder creates a record of the internal commands </w:t>
-      </w:r>
-      <w:r>
-        <w:rPr>
-          <w:i/>
-        </w:rPr>
-        <w:t>used</w:t>
-      </w:r>
-      <w:r>
-        <w:rPr>
-          <w:i/>
-        </w:rPr>
-        <w:t xml:space="preserve"> to run each operation that have been </w:t>
-      </w:r>
-      <w:r>
-        <w:rPr>
-          <w:i/>
-        </w:rPr>
-        <w:t>implemented</w:t>
-      </w:r>
-      <w:r>
-        <w:rPr>
-          <w:i/>
-        </w:rPr>
-        <w:t>.</w:t>
-      </w:r>
-      <w:r>
-        <w:rPr>
-          <w:i/>
-        </w:rPr>
-        <w:t xml:space="preserve">  This list of commands can then be re-run on different images.  </w:t>
-      </w:r>
-      <w:r>
-        <w:rPr>
-          <w:i/>
-        </w:rPr>
-        <w:t xml:space="preserve">Making macros can be tricky, so </w:t>
-      </w:r>
-      <w:r>
-        <w:rPr>
-          <w:i/>
-        </w:rPr>
-        <w:t xml:space="preserve">the need to make </w:t>
-      </w:r>
-      <w:r>
-        <w:rPr>
-          <w:i/>
-        </w:rPr>
-        <w:t>alterations to t</w:t>
-      </w:r>
-      <w:r>
-        <w:rPr>
-          <w:i/>
-        </w:rPr>
-        <w:t xml:space="preserve">he commands </w:t>
-      </w:r>
-      <w:r>
-        <w:rPr>
-          <w:i/>
-        </w:rPr>
-        <w:t>to correct errors or change image names are common.</w:t>
-      </w:r>
-    </w:p>
-    <w:p>
-      <w:pPr>
-        <w:pStyle w:val="ListParagraph"/>
-        <w:numPr>
-          <w:ilvl w:val="0"/>
-          <w:numId w:val="16"/>
-        </w:numPr>
-        <w:spacing w:line="360" w:lineRule="auto"/>
-      </w:pPr>
-      <w:r>
-        <w:t>Close all open windows and images</w:t>
-      </w:r>
-    </w:p>
-    <w:p>
-      <w:pPr>
-        <w:pStyle w:val="ListParagraph"/>
-        <w:numPr>
-          <w:ilvl w:val="0"/>
-          <w:numId w:val="16"/>
-        </w:numPr>
-        <w:spacing w:line="360" w:lineRule="auto"/>
-      </w:pPr>
-      <w:r>
-        <w:t>Open the original image stack again (Section 1.)</w:t>
-      </w:r>
-    </w:p>
-    <w:p>
-      <w:pPr>
-        <w:pStyle w:val="ListParagraph"/>
-        <w:numPr>
-          <w:ilvl w:val="0"/>
-          <w:numId w:val="16"/>
-        </w:numPr>
-        <w:spacing w:line="360" w:lineRule="auto"/>
-      </w:pPr>
-      <w:r>
-        <w:lastRenderedPageBreak/>
-        <w:t>Start the macro recorder</w:t>
-      </w:r>
-    </w:p>
-    <w:p>
-      <w:pPr>
-        <w:pStyle w:val="ListParagraph"/>
-        <w:numPr>
-          <w:ilvl w:val="0"/>
-          <w:numId w:val="16"/>
-        </w:numPr>
-        <w:spacing w:line="360" w:lineRule="auto"/>
-      </w:pPr>
-      <w:r>
-        <w:t xml:space="preserve">Repeat </w:t>
-      </w:r>
-      <w:r>
-        <w:t>the steps for image processing and segmentation</w:t>
-      </w:r>
-      <w:r>
-        <w:t xml:space="preserve"> that gave the best result</w:t>
-      </w:r>
-      <w:r>
-        <w:t xml:space="preserve"> (i.e. </w:t>
-      </w:r>
-      <w:proofErr w:type="gramStart"/>
-      <w:r>
-        <w:t>don’t</w:t>
-      </w:r>
-      <w:proofErr w:type="gramEnd"/>
-      <w:r>
-        <w:t xml:space="preserve"> need to do both rolling ball and MinIP subtraction)</w:t>
-      </w:r>
-      <w:r>
-        <w:t xml:space="preserve">.  The </w:t>
-      </w:r>
-      <w:r>
-        <w:t xml:space="preserve">commands </w:t>
-      </w:r>
-      <w:r>
-        <w:t>will</w:t>
-      </w:r>
-      <w:r>
-        <w:t xml:space="preserve"> appear in the recorder</w:t>
-      </w:r>
-      <w:r>
-        <w:t xml:space="preserve"> as processes are run</w:t>
-      </w:r>
-      <w:r>
-        <w:t>.</w:t>
-      </w:r>
-    </w:p>
-    <w:p>
-      <w:pPr>
-        <w:pStyle w:val="ListParagraph"/>
-        <w:numPr>
-          <w:ilvl w:val="0"/>
-          <w:numId w:val="16"/>
-        </w:numPr>
-        <w:spacing w:line="360" w:lineRule="auto"/>
-      </w:pPr>
-      <w:r>
-        <w:t>Once complete, click “Create” to make the macro.  This should open in a new window.</w:t>
-      </w:r>
-    </w:p>
-    <w:p>
-      <w:pPr>
-        <w:pStyle w:val="ListParagraph"/>
-        <w:numPr>
-          <w:ilvl w:val="0"/>
-          <w:numId w:val="16"/>
-        </w:numPr>
-        <w:spacing w:line="360" w:lineRule="auto"/>
-      </w:pPr>
-      <w:r>
-        <w:t xml:space="preserve">To test the macro, close any open images and reopen the original image.  Run the macro using the “Run” button.  This should (hopefully!) repeat the </w:t>
-      </w:r>
-      <w:r>
-        <w:t>process.</w:t>
+        <w:t>Display the X and Y plot values in a list</w:t>
       </w:r>
     </w:p>
     <w:sectPr>
@@ -2178,7 +1830,7 @@
 </file>
 
 <file path=word/endnotes.xml><?xml version="1.0" encoding="utf-8"?>
-<w:endnotes xmlns:wpc="http://schemas.microsoft.com/office/word/2010/wordprocessingCanvas" xmlns:cx="http://schemas.microsoft.com/office/drawing/2014/chartex" xmlns:cx1="http://schemas.microsoft.com/office/drawing/2015/9/8/chartex" xmlns:cx2="http://schemas.microsoft.com/office/drawing/2015/10/21/chartex" xmlns:cx3="http://schemas.microsoft.com/office/drawing/2016/5/9/chartex" xmlns:cx4="http://schemas.microsoft.com/office/drawing/2016/5/10/chartex" xmlns:cx5="http://schemas.microsoft.com/office/drawing/2016/5/11/chartex" xmlns:cx6="http://schemas.microsoft.com/office/drawing/2016/5/12/chartex" xmlns:cx7="http://schemas.microsoft.com/office/drawing/2016/5/13/chartex" xmlns:cx8="http://schemas.microsoft.com/office/drawing/2016/5/14/chartex" xmlns:mc="http://schemas.openxmlformats.org/markup-compatibility/2006" xmlns:aink="http://schemas.microsoft.com/office/drawing/2016/ink" xmlns:am3d="http://schemas.microsoft.com/office/drawing/2017/model3d" xmlns:o="urn:schemas-microsoft-com:office:office" xmlns:r="http://schemas.openxmlformats.org/officeDocument/2006/relationships" xmlns:m="http://schemas.openxmlformats.org/officeDocument/2006/math" xmlns:v="urn:schemas-microsoft-com:vml" xmlns:wp14="http://schemas.microsoft.com/office/word/2010/wordprocessingDrawing" xmlns:wp="http://schemas.openxmlformats.org/drawingml/2006/wordprocessingDrawing" xmlns:w10="urn:schemas-microsoft-com:office:word" xmlns:w="http://schemas.openxmlformats.org/wordprocessingml/2006/main" xmlns:w14="http://schemas.microsoft.com/office/word/2010/wordml" xmlns:w15="http://schemas.microsoft.com/office/word/2012/wordml" xmlns:w16cex="http://schemas.microsoft.com/office/word/2018/wordml/cex" xmlns:w16cid="http://schemas.microsoft.com/office/word/2016/wordml/cid" xmlns:w16="http://schemas.microsoft.com/office/word/2018/wordml" xmlns:w16se="http://schemas.microsoft.com/office/word/2015/wordml/symex" xmlns:wpg="http://schemas.microsoft.com/office/word/2010/wordprocessingGroup" xmlns:wpi="http://schemas.microsoft.com/office/word/2010/wordprocessingInk" xmlns:wne="http://schemas.microsoft.com/office/word/2006/wordml" xmlns:wps="http://schemas.microsoft.com/office/word/2010/wordprocessingShape" mc:Ignorable="w14 w15 w16se w16cid w16 w16cex wp14">
+<w:endnotes xmlns:wpc="http://schemas.microsoft.com/office/word/2010/wordprocessingCanvas" xmlns:cx="http://schemas.microsoft.com/office/drawing/2014/chartex" xmlns:cx1="http://schemas.microsoft.com/office/drawing/2015/9/8/chartex" xmlns:cx2="http://schemas.microsoft.com/office/drawing/2015/10/21/chartex" xmlns:cx3="http://schemas.microsoft.com/office/drawing/2016/5/9/chartex" xmlns:cx4="http://schemas.microsoft.com/office/drawing/2016/5/10/chartex" xmlns:cx5="http://schemas.microsoft.com/office/drawing/2016/5/11/chartex" xmlns:cx6="http://schemas.microsoft.com/office/drawing/2016/5/12/chartex" xmlns:cx7="http://schemas.microsoft.com/office/drawing/2016/5/13/chartex" xmlns:cx8="http://schemas.microsoft.com/office/drawing/2016/5/14/chartex" xmlns:mc="http://schemas.openxmlformats.org/markup-compatibility/2006" xmlns:aink="http://schemas.microsoft.com/office/drawing/2016/ink" xmlns:am3d="http://schemas.microsoft.com/office/drawing/2017/model3d" xmlns:o="urn:schemas-microsoft-com:office:office" xmlns:oel="http://schemas.microsoft.com/office/2019/extlst" xmlns:r="http://schemas.openxmlformats.org/officeDocument/2006/relationships" xmlns:m="http://schemas.openxmlformats.org/officeDocument/2006/math" xmlns:v="urn:schemas-microsoft-com:vml" xmlns:wp14="http://schemas.microsoft.com/office/word/2010/wordprocessingDrawing" xmlns:wp="http://schemas.openxmlformats.org/drawingml/2006/wordprocessingDrawing" xmlns:w10="urn:schemas-microsoft-com:office:word" xmlns:w="http://schemas.openxmlformats.org/wordprocessingml/2006/main" xmlns:w14="http://schemas.microsoft.com/office/word/2010/wordml" xmlns:w15="http://schemas.microsoft.com/office/word/2012/wordml" xmlns:w16cex="http://schemas.microsoft.com/office/word/2018/wordml/cex" xmlns:w16cid="http://schemas.microsoft.com/office/word/2016/wordml/cid" xmlns:w16="http://schemas.microsoft.com/office/word/2018/wordml" xmlns:w16du="http://schemas.microsoft.com/office/word/2023/wordml/word16du" xmlns:w16sdtdh="http://schemas.microsoft.com/office/word/2020/wordml/sdtdatahash" xmlns:w16sdtfl="http://schemas.microsoft.com/office/word/2024/wordml/sdtformatlock" xmlns:w16se="http://schemas.microsoft.com/office/word/2015/wordml/symex" xmlns:wpg="http://schemas.microsoft.com/office/word/2010/wordprocessingGroup" xmlns:wpi="http://schemas.microsoft.com/office/word/2010/wordprocessingInk" xmlns:wne="http://schemas.microsoft.com/office/word/2006/wordml" xmlns:wps="http://schemas.microsoft.com/office/word/2010/wordprocessingShape" mc:Ignorable="w14 w15 w16se w16cid w16 w16cex w16sdtdh w16sdtfl w16du wp14">
   <w:endnote w:type="separator" w:id="-1">
     <w:p>
       <w:pPr>
@@ -2203,7 +1855,7 @@
 </file>
 
 <file path=word/footnotes.xml><?xml version="1.0" encoding="utf-8"?>
-<w:footnotes xmlns:wpc="http://schemas.microsoft.com/office/word/2010/wordprocessingCanvas" xmlns:cx="http://schemas.microsoft.com/office/drawing/2014/chartex" xmlns:cx1="http://schemas.microsoft.com/office/drawing/2015/9/8/chartex" xmlns:cx2="http://schemas.microsoft.com/office/drawing/2015/10/21/chartex" xmlns:cx3="http://schemas.microsoft.com/office/drawing/2016/5/9/chartex" xmlns:cx4="http://schemas.microsoft.com/office/drawing/2016/5/10/chartex" xmlns:cx5="http://schemas.microsoft.com/office/drawing/2016/5/11/chartex" xmlns:cx6="http://schemas.microsoft.com/office/drawing/2016/5/12/chartex" xmlns:cx7="http://schemas.microsoft.com/office/drawing/2016/5/13/chartex" xmlns:cx8="http://schemas.microsoft.com/office/drawing/2016/5/14/chartex" xmlns:mc="http://schemas.openxmlformats.org/markup-compatibility/2006" xmlns:aink="http://schemas.microsoft.com/office/drawing/2016/ink" xmlns:am3d="http://schemas.microsoft.com/office/drawing/2017/model3d" xmlns:o="urn:schemas-microsoft-com:office:office" xmlns:r="http://schemas.openxmlformats.org/officeDocument/2006/relationships" xmlns:m="http://schemas.openxmlformats.org/officeDocument/2006/math" xmlns:v="urn:schemas-microsoft-com:vml" xmlns:wp14="http://schemas.microsoft.com/office/word/2010/wordprocessingDrawing" xmlns:wp="http://schemas.openxmlformats.org/drawingml/2006/wordprocessingDrawing" xmlns:w10="urn:schemas-microsoft-com:office:word" xmlns:w="http://schemas.openxmlformats.org/wordprocessingml/2006/main" xmlns:w14="http://schemas.microsoft.com/office/word/2010/wordml" xmlns:w15="http://schemas.microsoft.com/office/word/2012/wordml" xmlns:w16cex="http://schemas.microsoft.com/office/word/2018/wordml/cex" xmlns:w16cid="http://schemas.microsoft.com/office/word/2016/wordml/cid" xmlns:w16="http://schemas.microsoft.com/office/word/2018/wordml" xmlns:w16se="http://schemas.microsoft.com/office/word/2015/wordml/symex" xmlns:wpg="http://schemas.microsoft.com/office/word/2010/wordprocessingGroup" xmlns:wpi="http://schemas.microsoft.com/office/word/2010/wordprocessingInk" xmlns:wne="http://schemas.microsoft.com/office/word/2006/wordml" xmlns:wps="http://schemas.microsoft.com/office/word/2010/wordprocessingShape" mc:Ignorable="w14 w15 w16se w16cid w16 w16cex wp14">
+<w:footnotes xmlns:wpc="http://schemas.microsoft.com/office/word/2010/wordprocessingCanvas" xmlns:cx="http://schemas.microsoft.com/office/drawing/2014/chartex" xmlns:cx1="http://schemas.microsoft.com/office/drawing/2015/9/8/chartex" xmlns:cx2="http://schemas.microsoft.com/office/drawing/2015/10/21/chartex" xmlns:cx3="http://schemas.microsoft.com/office/drawing/2016/5/9/chartex" xmlns:cx4="http://schemas.microsoft.com/office/drawing/2016/5/10/chartex" xmlns:cx5="http://schemas.microsoft.com/office/drawing/2016/5/11/chartex" xmlns:cx6="http://schemas.microsoft.com/office/drawing/2016/5/12/chartex" xmlns:cx7="http://schemas.microsoft.com/office/drawing/2016/5/13/chartex" xmlns:cx8="http://schemas.microsoft.com/office/drawing/2016/5/14/chartex" xmlns:mc="http://schemas.openxmlformats.org/markup-compatibility/2006" xmlns:aink="http://schemas.microsoft.com/office/drawing/2016/ink" xmlns:am3d="http://schemas.microsoft.com/office/drawing/2017/model3d" xmlns:o="urn:schemas-microsoft-com:office:office" xmlns:oel="http://schemas.microsoft.com/office/2019/extlst" xmlns:r="http://schemas.openxmlformats.org/officeDocument/2006/relationships" xmlns:m="http://schemas.openxmlformats.org/officeDocument/2006/math" xmlns:v="urn:schemas-microsoft-com:vml" xmlns:wp14="http://schemas.microsoft.com/office/word/2010/wordprocessingDrawing" xmlns:wp="http://schemas.openxmlformats.org/drawingml/2006/wordprocessingDrawing" xmlns:w10="urn:schemas-microsoft-com:office:word" xmlns:w="http://schemas.openxmlformats.org/wordprocessingml/2006/main" xmlns:w14="http://schemas.microsoft.com/office/word/2010/wordml" xmlns:w15="http://schemas.microsoft.com/office/word/2012/wordml" xmlns:w16cex="http://schemas.microsoft.com/office/word/2018/wordml/cex" xmlns:w16cid="http://schemas.microsoft.com/office/word/2016/wordml/cid" xmlns:w16="http://schemas.microsoft.com/office/word/2018/wordml" xmlns:w16du="http://schemas.microsoft.com/office/word/2023/wordml/word16du" xmlns:w16sdtdh="http://schemas.microsoft.com/office/word/2020/wordml/sdtdatahash" xmlns:w16sdtfl="http://schemas.microsoft.com/office/word/2024/wordml/sdtformatlock" xmlns:w16se="http://schemas.microsoft.com/office/word/2015/wordml/symex" xmlns:wpg="http://schemas.microsoft.com/office/word/2010/wordprocessingGroup" xmlns:wpi="http://schemas.microsoft.com/office/word/2010/wordprocessingInk" xmlns:wne="http://schemas.microsoft.com/office/word/2006/wordml" xmlns:wps="http://schemas.microsoft.com/office/word/2010/wordprocessingShape" mc:Ignorable="w14 w15 w16se w16cid w16 w16cex w16sdtdh w16sdtfl w16du wp14">
   <w:footnote w:type="separator" w:id="-1">
     <w:p>
       <w:pPr>
@@ -2228,7 +1880,7 @@
 </file>
 
 <file path=word/numbering.xml><?xml version="1.0" encoding="utf-8"?>
-<w:numbering xmlns:wpc="http://schemas.microsoft.com/office/word/2010/wordprocessingCanvas" xmlns:cx="http://schemas.microsoft.com/office/drawing/2014/chartex" xmlns:cx1="http://schemas.microsoft.com/office/drawing/2015/9/8/chartex" xmlns:cx2="http://schemas.microsoft.com/office/drawing/2015/10/21/chartex" xmlns:cx3="http://schemas.microsoft.com/office/drawing/2016/5/9/chartex" xmlns:cx4="http://schemas.microsoft.com/office/drawing/2016/5/10/chartex" xmlns:cx5="http://schemas.microsoft.com/office/drawing/2016/5/11/chartex" xmlns:cx6="http://schemas.microsoft.com/office/drawing/2016/5/12/chartex" xmlns:cx7="http://schemas.microsoft.com/office/drawing/2016/5/13/chartex" xmlns:cx8="http://schemas.microsoft.com/office/drawing/2016/5/14/chartex" xmlns:mc="http://schemas.openxmlformats.org/markup-compatibility/2006" xmlns:aink="http://schemas.microsoft.com/office/drawing/2016/ink" xmlns:am3d="http://schemas.microsoft.com/office/drawing/2017/model3d" xmlns:o="urn:schemas-microsoft-com:office:office" xmlns:r="http://schemas.openxmlformats.org/officeDocument/2006/relationships" xmlns:m="http://schemas.openxmlformats.org/officeDocument/2006/math" xmlns:v="urn:schemas-microsoft-com:vml" xmlns:wp14="http://schemas.microsoft.com/office/word/2010/wordprocessingDrawing" xmlns:wp="http://schemas.openxmlformats.org/drawingml/2006/wordprocessingDrawing" xmlns:w10="urn:schemas-microsoft-com:office:word" xmlns:w="http://schemas.openxmlformats.org/wordprocessingml/2006/main" xmlns:w14="http://schemas.microsoft.com/office/word/2010/wordml" xmlns:w15="http://schemas.microsoft.com/office/word/2012/wordml" xmlns:w16cex="http://schemas.microsoft.com/office/word/2018/wordml/cex" xmlns:w16cid="http://schemas.microsoft.com/office/word/2016/wordml/cid" xmlns:w16="http://schemas.microsoft.com/office/word/2018/wordml" xmlns:w16se="http://schemas.microsoft.com/office/word/2015/wordml/symex" xmlns:wpg="http://schemas.microsoft.com/office/word/2010/wordprocessingGroup" xmlns:wpi="http://schemas.microsoft.com/office/word/2010/wordprocessingInk" xmlns:wne="http://schemas.microsoft.com/office/word/2006/wordml" xmlns:wps="http://schemas.microsoft.com/office/word/2010/wordprocessingShape" mc:Ignorable="w14 w15 w16se w16cid w16 w16cex wp14">
+<w:numbering xmlns:wpc="http://schemas.microsoft.com/office/word/2010/wordprocessingCanvas" xmlns:cx="http://schemas.microsoft.com/office/drawing/2014/chartex" xmlns:cx1="http://schemas.microsoft.com/office/drawing/2015/9/8/chartex" xmlns:cx2="http://schemas.microsoft.com/office/drawing/2015/10/21/chartex" xmlns:cx3="http://schemas.microsoft.com/office/drawing/2016/5/9/chartex" xmlns:cx4="http://schemas.microsoft.com/office/drawing/2016/5/10/chartex" xmlns:cx5="http://schemas.microsoft.com/office/drawing/2016/5/11/chartex" xmlns:cx6="http://schemas.microsoft.com/office/drawing/2016/5/12/chartex" xmlns:cx7="http://schemas.microsoft.com/office/drawing/2016/5/13/chartex" xmlns:cx8="http://schemas.microsoft.com/office/drawing/2016/5/14/chartex" xmlns:mc="http://schemas.openxmlformats.org/markup-compatibility/2006" xmlns:aink="http://schemas.microsoft.com/office/drawing/2016/ink" xmlns:am3d="http://schemas.microsoft.com/office/drawing/2017/model3d" xmlns:o="urn:schemas-microsoft-com:office:office" xmlns:oel="http://schemas.microsoft.com/office/2019/extlst" xmlns:r="http://schemas.openxmlformats.org/officeDocument/2006/relationships" xmlns:m="http://schemas.openxmlformats.org/officeDocument/2006/math" xmlns:v="urn:schemas-microsoft-com:vml" xmlns:wp14="http://schemas.microsoft.com/office/word/2010/wordprocessingDrawing" xmlns:wp="http://schemas.openxmlformats.org/drawingml/2006/wordprocessingDrawing" xmlns:w10="urn:schemas-microsoft-com:office:word" xmlns:w="http://schemas.openxmlformats.org/wordprocessingml/2006/main" xmlns:w14="http://schemas.microsoft.com/office/word/2010/wordml" xmlns:w15="http://schemas.microsoft.com/office/word/2012/wordml" xmlns:w16cex="http://schemas.microsoft.com/office/word/2018/wordml/cex" xmlns:w16cid="http://schemas.microsoft.com/office/word/2016/wordml/cid" xmlns:w16="http://schemas.microsoft.com/office/word/2018/wordml" xmlns:w16du="http://schemas.microsoft.com/office/word/2023/wordml/word16du" xmlns:w16sdtdh="http://schemas.microsoft.com/office/word/2020/wordml/sdtdatahash" xmlns:w16sdtfl="http://schemas.microsoft.com/office/word/2024/wordml/sdtformatlock" xmlns:w16se="http://schemas.microsoft.com/office/word/2015/wordml/symex" xmlns:wpg="http://schemas.microsoft.com/office/word/2010/wordprocessingGroup" xmlns:wpi="http://schemas.microsoft.com/office/word/2010/wordprocessingInk" xmlns:wne="http://schemas.microsoft.com/office/word/2006/wordml" xmlns:wps="http://schemas.microsoft.com/office/word/2010/wordprocessingShape" mc:Ignorable="w14 w15 w16se w16cid w16 w16cex w16sdtdh w16sdtfl w16du wp14">
   <w:abstractNum w:abstractNumId="0" w15:restartNumberingAfterBreak="0">
     <w:nsid w:val="078954AF"/>
     <w:multiLevelType w:val="hybridMultilevel"/>
@@ -4058,71 +3710,71 @@
       </w:rPr>
     </w:lvl>
   </w:abstractNum>
-  <w:num w:numId="1">
+  <w:num w:numId="1" w16cid:durableId="397173103">
     <w:abstractNumId w:val="19"/>
   </w:num>
-  <w:num w:numId="2">
+  <w:num w:numId="2" w16cid:durableId="1171796600">
     <w:abstractNumId w:val="17"/>
   </w:num>
-  <w:num w:numId="3">
+  <w:num w:numId="3" w16cid:durableId="1260870592">
     <w:abstractNumId w:val="6"/>
   </w:num>
-  <w:num w:numId="4">
+  <w:num w:numId="4" w16cid:durableId="413405378">
     <w:abstractNumId w:val="7"/>
   </w:num>
-  <w:num w:numId="5">
+  <w:num w:numId="5" w16cid:durableId="1947620067">
     <w:abstractNumId w:val="14"/>
   </w:num>
-  <w:num w:numId="6">
+  <w:num w:numId="6" w16cid:durableId="1501195300">
     <w:abstractNumId w:val="10"/>
   </w:num>
-  <w:num w:numId="7">
+  <w:num w:numId="7" w16cid:durableId="151527041">
     <w:abstractNumId w:val="4"/>
   </w:num>
-  <w:num w:numId="8">
+  <w:num w:numId="8" w16cid:durableId="619144794">
     <w:abstractNumId w:val="18"/>
   </w:num>
-  <w:num w:numId="9">
+  <w:num w:numId="9" w16cid:durableId="972904613">
     <w:abstractNumId w:val="5"/>
   </w:num>
-  <w:num w:numId="10">
+  <w:num w:numId="10" w16cid:durableId="2098360170">
     <w:abstractNumId w:val="2"/>
   </w:num>
-  <w:num w:numId="11">
+  <w:num w:numId="11" w16cid:durableId="706029823">
     <w:abstractNumId w:val="9"/>
   </w:num>
-  <w:num w:numId="12">
+  <w:num w:numId="12" w16cid:durableId="725687119">
     <w:abstractNumId w:val="3"/>
   </w:num>
-  <w:num w:numId="13">
+  <w:num w:numId="13" w16cid:durableId="383453748">
     <w:abstractNumId w:val="13"/>
   </w:num>
-  <w:num w:numId="14">
+  <w:num w:numId="14" w16cid:durableId="181163050">
     <w:abstractNumId w:val="11"/>
   </w:num>
-  <w:num w:numId="15">
+  <w:num w:numId="15" w16cid:durableId="1800026739">
     <w:abstractNumId w:val="1"/>
   </w:num>
-  <w:num w:numId="16">
+  <w:num w:numId="16" w16cid:durableId="1873882509">
     <w:abstractNumId w:val="16"/>
   </w:num>
-  <w:num w:numId="17">
+  <w:num w:numId="17" w16cid:durableId="980043466">
     <w:abstractNumId w:val="0"/>
   </w:num>
-  <w:num w:numId="18">
+  <w:num w:numId="18" w16cid:durableId="1238511895">
     <w:abstractNumId w:val="8"/>
   </w:num>
-  <w:num w:numId="19">
+  <w:num w:numId="19" w16cid:durableId="332415387">
     <w:abstractNumId w:val="15"/>
   </w:num>
-  <w:num w:numId="20">
+  <w:num w:numId="20" w16cid:durableId="2010980667">
     <w:abstractNumId w:val="12"/>
   </w:num>
 </w:numbering>
 </file>
 
 <file path=word/styles.xml><?xml version="1.0" encoding="utf-8"?>
-<w:styles xmlns:mc="http://schemas.openxmlformats.org/markup-compatibility/2006" xmlns:r="http://schemas.openxmlformats.org/officeDocument/2006/relationships" xmlns:w="http://schemas.openxmlformats.org/wordprocessingml/2006/main" xmlns:w14="http://schemas.microsoft.com/office/word/2010/wordml" xmlns:w15="http://schemas.microsoft.com/office/word/2012/wordml" xmlns:w16cex="http://schemas.microsoft.com/office/word/2018/wordml/cex" xmlns:w16cid="http://schemas.microsoft.com/office/word/2016/wordml/cid" xmlns:w16="http://schemas.microsoft.com/office/word/2018/wordml" xmlns:w16se="http://schemas.microsoft.com/office/word/2015/wordml/symex" mc:Ignorable="w14 w15 w16se w16cid w16 w16cex">
+<w:styles xmlns:mc="http://schemas.openxmlformats.org/markup-compatibility/2006" xmlns:r="http://schemas.openxmlformats.org/officeDocument/2006/relationships" xmlns:w="http://schemas.openxmlformats.org/wordprocessingml/2006/main" xmlns:w14="http://schemas.microsoft.com/office/word/2010/wordml" xmlns:w15="http://schemas.microsoft.com/office/word/2012/wordml" xmlns:w16cex="http://schemas.microsoft.com/office/word/2018/wordml/cex" xmlns:w16cid="http://schemas.microsoft.com/office/word/2016/wordml/cid" xmlns:w16="http://schemas.microsoft.com/office/word/2018/wordml" xmlns:w16du="http://schemas.microsoft.com/office/word/2023/wordml/word16du" xmlns:w16sdtdh="http://schemas.microsoft.com/office/word/2020/wordml/sdtdatahash" xmlns:w16sdtfl="http://schemas.microsoft.com/office/word/2024/wordml/sdtformatlock" xmlns:w16se="http://schemas.microsoft.com/office/word/2015/wordml/symex" mc:Ignorable="w14 w15 w16se w16cid w16 w16cex w16sdtdh w16sdtfl w16du">
   <w:docDefaults>
     <w:rPrDefault>
       <w:rPr>
